--- a/EXPORTS/DOCX/published/niveau3/Dutch/ZeeuwschGenootschap.docx
+++ b/EXPORTS/DOCX/published/niveau3/Dutch/ZeeuwschGenootschap.docx
@@ -616,60 +616,7 @@
           <w:color w:val="000000"/>
           <w:sz w:val="24"/>
         </w:rPr>
-        <w:t>; kaarten, tekeningen en prenten beru</w:t>
-      </w:r>
-      <w:r>
-        <w:rPr>
-          <w:u w:val="single" w:color="0000ff"/>
-          <w:rFonts w:ascii="Charis SIL Regular" w:hAnsi="Charis SIL Regular" w:eastAsia="Charis SIL Regular"/>
-          <w:b w:val="0"/>
-          <w:i w:val="0"/>
-          <w:color w:val="000000"/>
-          <w:sz w:val="24"/>
-        </w:rPr>
-        <w:hyperlink r:id="rId10" w:history="1">
-          <w:r>
-            <w:rPr>
-              <w:rStyle w:val="Hyperlink"/>
-            </w:rPr>
-            <w:t>sten bi</w:t>
-          </w:r>
-        </w:hyperlink>
-      </w:r>
-      <w:r>
-        <w:rPr>
-          <w:u w:val="single" w:color="0000ff"/>
-          <w:rFonts w:ascii="Charis SIL Regular" w:hAnsi="Charis SIL Regular" w:eastAsia="Charis SIL Regular"/>
-          <w:b w:val="0"/>
-          <w:i w:val="0"/>
-          <w:color w:val="000000"/>
-          <w:sz w:val="24"/>
-        </w:rPr>
-        <w:hyperlink r:id="rId10" w:history="1">
-          <w:r>
-            <w:rPr>
-              <w:rStyle w:val="Hyperlink"/>
-            </w:rPr>
-            <w:t>j</w:t>
-          </w:r>
-        </w:hyperlink>
-      </w:r>
-      <w:r>
-        <w:rPr>
-          <w:rFonts w:ascii="Charis SIL Regular" w:hAnsi="Charis SIL Regular" w:eastAsia="Charis SIL Regular"/>
-          <w:b w:val="0"/>
-          <w:i w:val="0"/>
-          <w:color w:val="000000"/>
-          <w:sz w:val="24"/>
-        </w:rPr>
-        <w:hyperlink r:id="rId10" w:history="1">
-          <w:r>
-            <w:rPr>
-              <w:rStyle w:val="Hyperlink"/>
-            </w:rPr>
-            <w:t xml:space="preserve"> het </w:t>
-          </w:r>
-        </w:hyperlink>
+        <w:t xml:space="preserve">; kaarten, tekeningen en prenten berusten bij het </w:t>
       </w:r>
       <w:r>
         <w:rPr>
@@ -678,63 +625,8 @@
           <w:i w:val="0"/>
           <w:color w:val="0000FF"/>
           <w:sz w:val="24"/>
-          <w:u w:val="single"/>
         </w:rPr>
-        <w:hyperlink r:id="rId10" w:history="1">
-          <w:r>
-            <w:rPr>
-              <w:rStyle w:val="Hyperlink"/>
-            </w:rPr>
-            <w:t>Zeeu</w:t>
-          </w:r>
-        </w:hyperlink>
-      </w:r>
-      <w:r>
-        <w:rPr>
-          <w:rFonts w:ascii="Charis SIL Regular" w:hAnsi="Charis SIL Regular" w:eastAsia="Charis SIL Regular"/>
-          <w:b w:val="0"/>
-          <w:i w:val="0"/>
-          <w:color w:val="0000FF"/>
-          <w:sz w:val="24"/>
-          <w:u w:val="single"/>
-        </w:rPr>
-        <w:hyperlink r:id="rId12" w:history="1">
-          <w:r>
-            <w:rPr>
-              <w:rStyle w:val="Hyperlink"/>
-            </w:rPr>
-            <w:t>ws</w:t>
-          </w:r>
-        </w:hyperlink>
-      </w:r>
-      <w:r>
-        <w:rPr>
-          <w:rFonts w:ascii="Charis SIL Regular" w:hAnsi="Charis SIL Regular" w:eastAsia="Charis SIL Regular"/>
-          <w:b w:val="0"/>
-          <w:i w:val="0"/>
-          <w:color w:val="0000FF"/>
-          <w:sz w:val="24"/>
-          <w:u w:val="single"/>
-        </w:rPr>
-        <w:t xml:space="preserve"> </w:t>
-      </w:r>
-      <w:r>
-        <w:rPr>
-          <w:rFonts w:ascii="Charis SIL Regular" w:hAnsi="Charis SIL Regular" w:eastAsia="Charis SIL Regular"/>
-          <w:b w:val="0"/>
-          <w:i w:val="0"/>
-          <w:color w:val="0000FF"/>
-          <w:sz w:val="24"/>
-          <w:u w:val="single"/>
-        </w:rPr>
-        <w:hyperlink r:id="rId12" w:history="1">
-          <w:r>
-            <w:rPr>
-              <w:rStyle w:val="Hyperlink"/>
-            </w:rPr>
-            <w:t>Arc</w:t>
-          </w:r>
-        </w:hyperlink>
+        <w:t>Zeeuws Arc</w:t>
       </w:r>
       <w:r>
         <w:rPr>
@@ -763,7 +655,14 @@
           <w:color w:val="000000"/>
           <w:sz w:val="24"/>
         </w:rPr>
-        <w:t>; bo</w:t>
+        <w:hyperlink r:id="rId11" w:history="1">
+          <w:r>
+            <w:rPr>
+              <w:rStyle w:val="Hyperlink"/>
+            </w:rPr>
+            <w:t>; bo</w:t>
+          </w:r>
+        </w:hyperlink>
       </w:r>
       <w:r>
         <w:rPr>
@@ -865,7 +764,7 @@
           <w:sz w:val="24"/>
           <w:u w:val="single"/>
         </w:rPr>
-        <w:hyperlink r:id="rId13" w:history="1">
+        <w:hyperlink r:id="rId12" w:history="1">
           <w:r>
             <w:rPr>
               <w:rStyle w:val="Hyperlink"/>
@@ -894,7 +793,7 @@
           <w:sz w:val="24"/>
           <w:u w:val="single"/>
         </w:rPr>
-        <w:hyperlink r:id="rId13" w:history="1">
+        <w:hyperlink r:id="rId12" w:history="1">
           <w:r>
             <w:rPr>
               <w:rStyle w:val="Hyperlink"/>
@@ -912,6 +811,84 @@
           <w:sz w:val="24"/>
         </w:rPr>
         <w:t xml:space="preserve"> en fossielen, sche</w:t>
+      </w:r>
+      <w:r>
+        <w:rPr>
+          <w:u w:val="single" w:color="0000ff"/>
+          <w:rFonts w:ascii="Charis SIL Regular" w:hAnsi="Charis SIL Regular" w:eastAsia="Charis SIL Regular"/>
+          <w:b w:val="0"/>
+          <w:i w:val="0"/>
+          <w:color w:val="000000"/>
+          <w:sz w:val="24"/>
+        </w:rPr>
+        <w:hyperlink r:id="rId13" w:history="1">
+          <w:r>
+            <w:rPr>
+              <w:rStyle w:val="Hyperlink"/>
+            </w:rPr>
+            <w:t>lpen en</w:t>
+          </w:r>
+        </w:hyperlink>
+      </w:r>
+      <w:r>
+        <w:rPr>
+          <w:u w:val="single" w:color="0000ff"/>
+          <w:rFonts w:ascii="Charis SIL Regular" w:hAnsi="Charis SIL Regular" w:eastAsia="Charis SIL Regular"/>
+          <w:b w:val="0"/>
+          <w:i w:val="0"/>
+          <w:color w:val="000000"/>
+          <w:sz w:val="24"/>
+        </w:rPr>
+        <w:t xml:space="preserve"> </w:t>
+      </w:r>
+      <w:r>
+        <w:rPr>
+          <w:u w:val="single" w:color="0000ff"/>
+          <w:rFonts w:ascii="Charis SIL Regular" w:hAnsi="Charis SIL Regular" w:eastAsia="Charis SIL Regular"/>
+          <w:b w:val="0"/>
+          <w:i w:val="0"/>
+          <w:color w:val="000000"/>
+          <w:sz w:val="24"/>
+        </w:rPr>
+        <w:hyperlink r:id="rId13" w:history="1">
+          <w:r>
+            <w:rPr>
+              <w:rStyle w:val="Hyperlink"/>
+            </w:rPr>
+            <w:t>minera</w:t>
+          </w:r>
+        </w:hyperlink>
+      </w:r>
+      <w:r>
+        <w:rPr>
+          <w:u w:val="single" w:color="0000ff"/>
+          <w:rFonts w:ascii="Charis SIL Regular" w:hAnsi="Charis SIL Regular" w:eastAsia="Charis SIL Regular"/>
+          <w:b w:val="0"/>
+          <w:i w:val="0"/>
+          <w:color w:val="000000"/>
+          <w:sz w:val="24"/>
+        </w:rPr>
+        <w:t>l</w:t>
+      </w:r>
+      <w:r>
+        <w:rPr>
+          <w:rFonts w:ascii="Charis SIL Regular" w:hAnsi="Charis SIL Regular" w:eastAsia="Charis SIL Regular"/>
+          <w:b w:val="0"/>
+          <w:i w:val="0"/>
+          <w:color w:val="000000"/>
+          <w:sz w:val="24"/>
+        </w:rPr>
+        <w:t xml:space="preserve">en, </w:t>
+      </w:r>
+      <w:r>
+        <w:rPr>
+          <w:rFonts w:ascii="Charis SIL Regular" w:hAnsi="Charis SIL Regular" w:eastAsia="Charis SIL Regular"/>
+          <w:b w:val="0"/>
+          <w:i w:val="0"/>
+          <w:color w:val="000000"/>
+          <w:sz w:val="24"/>
+        </w:rPr>
+        <w:t>deels afkomstig van de overzee</w:t>
       </w:r>
       <w:r>
         <w:rPr>
@@ -927,20 +904,9 @@
             <w:rPr>
               <w:rStyle w:val="Hyperlink"/>
             </w:rPr>
-            <w:t>lpen en</w:t>
+            <w:t>se koloni</w:t>
           </w:r>
         </w:hyperlink>
-      </w:r>
-      <w:r>
-        <w:rPr>
-          <w:u w:val="single" w:color="0000ff"/>
-          <w:rFonts w:ascii="Charis SIL Regular" w:hAnsi="Charis SIL Regular" w:eastAsia="Charis SIL Regular"/>
-          <w:b w:val="0"/>
-          <w:i w:val="0"/>
-          <w:color w:val="000000"/>
-          <w:sz w:val="24"/>
-        </w:rPr>
-        <w:t xml:space="preserve"> </w:t>
       </w:r>
       <w:r>
         <w:rPr>
@@ -952,55 +918,6 @@
           <w:sz w:val="24"/>
         </w:rPr>
         <w:hyperlink r:id="rId12" w:history="1">
-          <w:r>
-            <w:rPr>
-              <w:rStyle w:val="Hyperlink"/>
-            </w:rPr>
-            <w:t>minera</w:t>
-          </w:r>
-        </w:hyperlink>
-      </w:r>
-      <w:r>
-        <w:rPr>
-          <w:u w:val="single" w:color="0000ff"/>
-          <w:rFonts w:ascii="Charis SIL Regular" w:hAnsi="Charis SIL Regular" w:eastAsia="Charis SIL Regular"/>
-          <w:b w:val="0"/>
-          <w:i w:val="0"/>
-          <w:color w:val="000000"/>
-          <w:sz w:val="24"/>
-        </w:rPr>
-        <w:t>l</w:t>
-      </w:r>
-      <w:r>
-        <w:rPr>
-          <w:rFonts w:ascii="Charis SIL Regular" w:hAnsi="Charis SIL Regular" w:eastAsia="Charis SIL Regular"/>
-          <w:b w:val="0"/>
-          <w:i w:val="0"/>
-          <w:color w:val="000000"/>
-          <w:sz w:val="24"/>
-        </w:rPr>
-        <w:t xml:space="preserve">en, </w:t>
-      </w:r>
-      <w:r>
-        <w:rPr>
-          <w:rFonts w:ascii="Charis SIL Regular" w:hAnsi="Charis SIL Regular" w:eastAsia="Charis SIL Regular"/>
-          <w:b w:val="0"/>
-          <w:i w:val="0"/>
-          <w:color w:val="000000"/>
-          <w:sz w:val="24"/>
-        </w:rPr>
-        <w:t>deels afkomstig van de overzeese koloni</w:t>
-      </w:r>
-      <w:r>
-        <w:rPr>
-          <w:u w:val="single" w:color="0000ff"/>
-          <w:rFonts w:ascii="Charis SIL Regular" w:hAnsi="Charis SIL Regular" w:eastAsia="Charis SIL Regular"/>
-          <w:b w:val="0"/>
-          <w:i w:val="0"/>
-          <w:color w:val="000000"/>
-          <w:sz w:val="24"/>
-        </w:rPr>
-        <w:hyperlink r:id="rId13" w:history="1">
           <w:r>
             <w:rPr>
               <w:rStyle w:val="Hyperlink"/>
@@ -1107,7 +1024,25 @@
           <w:color w:val="000000"/>
           <w:sz w:val="24"/>
         </w:rPr>
-        <w:t>2007 in beheer bij het Zeeuws Museum. De archeologische voor</w:t>
+        <w:t>2007 in beheer bij het Zeeuws Museum. De arch</w:t>
+      </w:r>
+      <w:r>
+        <w:rPr>
+          <w:u w:val="single" w:color="0000ff"/>
+          <w:rFonts w:ascii="Charis SIL Regular" w:hAnsi="Charis SIL Regular" w:eastAsia="Charis SIL Regular"/>
+          <w:b w:val="0"/>
+          <w:i w:val="0"/>
+          <w:color w:val="000000"/>
+          <w:sz w:val="24"/>
+        </w:rPr>
+        <w:hyperlink r:id="rId14" w:history="1">
+          <w:r>
+            <w:rPr>
+              <w:rStyle w:val="Hyperlink"/>
+            </w:rPr>
+            <w:t>eologische voor</w:t>
+          </w:r>
+        </w:hyperlink>
       </w:r>
       <w:r>
         <w:rPr>
@@ -2067,7 +2002,7 @@
           <w:sz w:val="24"/>
           <w:u w:val="single"/>
         </w:rPr>
-        <w:hyperlink r:id="rId12" w:history="1">
+        <w:hyperlink r:id="rId13" w:history="1">
           <w:r>
             <w:rPr>
               <w:rStyle w:val="Hyperlink"/>
@@ -2096,7 +2031,7 @@
           <w:sz w:val="24"/>
           <w:u w:val="single"/>
         </w:rPr>
-        <w:hyperlink r:id="rId12" w:history="1">
+        <w:hyperlink r:id="rId13" w:history="1">
           <w:r>
             <w:rPr>
               <w:rStyle w:val="Hyperlink"/>
@@ -2307,7 +2242,7 @@
           <w:color w:val="000000"/>
           <w:sz w:val="24"/>
         </w:rPr>
-        <w:hyperlink r:id="rId12" w:history="1">
+        <w:hyperlink r:id="rId13" w:history="1">
           <w:r>
             <w:rPr>
               <w:rStyle w:val="Hyperlink"/>
@@ -2336,7 +2271,7 @@
           <w:color w:val="000000"/>
           <w:sz w:val="24"/>
         </w:rPr>
-        <w:hyperlink r:id="rId12" w:history="1">
+        <w:hyperlink r:id="rId13" w:history="1">
           <w:r>
             <w:rPr>
               <w:rStyle w:val="Hyperlink"/>
@@ -2364,115 +2299,7 @@
           <w:color w:val="000000"/>
           <w:sz w:val="24"/>
         </w:rPr>
-        <w:t>i</w:t>
-      </w:r>
-      <w:r>
-        <w:rPr>
-          <w:u w:val="single" w:color="0000ff"/>
-          <w:rFonts w:ascii="Charis SIL Regular" w:hAnsi="Charis SIL Regular" w:eastAsia="Charis SIL Regular"/>
-          <w:b w:val="0"/>
-          <w:i w:val="0"/>
-          <w:color w:val="000000"/>
-          <w:sz w:val="24"/>
-        </w:rPr>
-        <w:hyperlink r:id="rId23" w:history="1">
-          <w:r>
-            <w:rPr>
-              <w:rStyle w:val="Hyperlink"/>
-            </w:rPr>
-            <w:t>n te zien</w:t>
-          </w:r>
-        </w:hyperlink>
-      </w:r>
-      <w:r>
-        <w:rPr>
-          <w:u w:val="single" w:color="0000ff"/>
-          <w:rFonts w:ascii="Charis SIL Regular" w:hAnsi="Charis SIL Regular" w:eastAsia="Charis SIL Regular"/>
-          <w:b w:val="0"/>
-          <w:i w:val="0"/>
-          <w:color w:val="000000"/>
-          <w:sz w:val="24"/>
-        </w:rPr>
-        <w:hyperlink r:id="rId23" w:history="1">
-          <w:r>
-            <w:rPr>
-              <w:rStyle w:val="Hyperlink"/>
-            </w:rPr>
-            <w:t>.</w:t>
-          </w:r>
-        </w:hyperlink>
-      </w:r>
-      <w:r>
-        <w:rPr>
-          <w:u w:val="single" w:color="0000ff"/>
-          <w:rFonts w:ascii="Charis SIL Regular" w:hAnsi="Charis SIL Regular" w:eastAsia="Charis SIL Regular"/>
-          <w:b w:val="0"/>
-          <w:i w:val="0"/>
-          <w:color w:val="000000"/>
-          <w:sz w:val="24"/>
-        </w:rPr>
-        <w:hyperlink r:id="rId23" w:history="1">
-          <w:r>
-            <w:rPr>
-              <w:rStyle w:val="Hyperlink"/>
-            </w:rPr>
-            <w:t xml:space="preserve"> Het ni</w:t>
-          </w:r>
-        </w:hyperlink>
-      </w:r>
-      <w:r>
-        <w:rPr>
-          <w:u w:val="single" w:color="0000ff"/>
-          <w:rFonts w:ascii="Charis SIL Regular" w:hAnsi="Charis SIL Regular" w:eastAsia="Charis SIL Regular"/>
-          <w:b w:val="0"/>
-          <w:i w:val="0"/>
-          <w:color w:val="000000"/>
-          <w:sz w:val="24"/>
-        </w:rPr>
-        <w:hyperlink r:id="rId23" w:history="1">
-          <w:r>
-            <w:rPr>
-              <w:rStyle w:val="Hyperlink"/>
-            </w:rPr>
-            <w:t>e</w:t>
-          </w:r>
-        </w:hyperlink>
-      </w:r>
-      <w:r>
-        <w:rPr>
-          <w:u w:val="single" w:color="0000ff"/>
-          <w:rFonts w:ascii="Charis SIL Regular" w:hAnsi="Charis SIL Regular" w:eastAsia="Charis SIL Regular"/>
-          <w:b w:val="0"/>
-          <w:i w:val="0"/>
-          <w:color w:val="000000"/>
-          <w:sz w:val="24"/>
-        </w:rPr>
-        <w:hyperlink r:id="rId23" w:history="1">
-          <w:r>
-            <w:rPr>
-              <w:rStyle w:val="Hyperlink"/>
-            </w:rPr>
-            <w:t>uw</w:t>
-          </w:r>
-        </w:hyperlink>
-      </w:r>
-      <w:r>
-        <w:rPr>
-          <w:u w:val="single" w:color="0000ff"/>
-          <w:rFonts w:ascii="Charis SIL Regular" w:hAnsi="Charis SIL Regular" w:eastAsia="Charis SIL Regular"/>
-          <w:b w:val="0"/>
-          <w:i w:val="0"/>
-          <w:color w:val="000000"/>
-          <w:sz w:val="24"/>
-        </w:rPr>
-        <w:hyperlink r:id="rId23" w:history="1">
-          <w:r>
-            <w:rPr>
-              <w:rStyle w:val="Hyperlink"/>
-            </w:rPr>
-            <w:t>ere</w:t>
-          </w:r>
-        </w:hyperlink>
+        <w:t>in te zien. Het nieuwere</w:t>
       </w:r>
       <w:r>
         <w:rPr>

--- a/EXPORTS/DOCX/published/niveau3/Dutch/ZeeuwschGenootschap.docx
+++ b/EXPORTS/DOCX/published/niveau3/Dutch/ZeeuwschGenootschap.docx
@@ -625,8 +625,16 @@
           <w:i w:val="0"/>
           <w:color w:val="0000FF"/>
           <w:sz w:val="24"/>
+          <w:u w:val="single"/>
         </w:rPr>
-        <w:t>Zeeuws Arc</w:t>
+        <w:hyperlink r:id="rId10" w:history="1">
+          <w:r>
+            <w:rPr>
+              <w:rStyle w:val="Hyperlink"/>
+            </w:rPr>
+            <w:t>Zeeu</w:t>
+          </w:r>
+        </w:hyperlink>
       </w:r>
       <w:r>
         <w:rPr>
@@ -637,7 +645,54 @@
           <w:sz w:val="24"/>
           <w:u w:val="single"/>
         </w:rPr>
-        <w:hyperlink r:id="rId11" w:history="1">
+        <w:hyperlink r:id="rId12" w:history="1">
+          <w:r>
+            <w:rPr>
+              <w:rStyle w:val="Hyperlink"/>
+            </w:rPr>
+            <w:t>ws</w:t>
+          </w:r>
+        </w:hyperlink>
+      </w:r>
+      <w:r>
+        <w:rPr>
+          <w:rFonts w:ascii="Charis SIL Regular" w:hAnsi="Charis SIL Regular" w:eastAsia="Charis SIL Regular"/>
+          <w:b w:val="0"/>
+          <w:i w:val="0"/>
+          <w:color w:val="0000FF"/>
+          <w:sz w:val="24"/>
+          <w:u w:val="single"/>
+        </w:rPr>
+        <w:t xml:space="preserve"> </w:t>
+      </w:r>
+      <w:r>
+        <w:rPr>
+          <w:rFonts w:ascii="Charis SIL Regular" w:hAnsi="Charis SIL Regular" w:eastAsia="Charis SIL Regular"/>
+          <w:b w:val="0"/>
+          <w:i w:val="0"/>
+          <w:color w:val="0000FF"/>
+          <w:sz w:val="24"/>
+          <w:u w:val="single"/>
+        </w:rPr>
+        <w:hyperlink r:id="rId12" w:history="1">
+          <w:r>
+            <w:rPr>
+              <w:rStyle w:val="Hyperlink"/>
+            </w:rPr>
+            <w:t>Arc</w:t>
+          </w:r>
+        </w:hyperlink>
+      </w:r>
+      <w:r>
+        <w:rPr>
+          <w:rFonts w:ascii="Charis SIL Regular" w:hAnsi="Charis SIL Regular" w:eastAsia="Charis SIL Regular"/>
+          <w:b w:val="0"/>
+          <w:i w:val="0"/>
+          <w:color w:val="0000FF"/>
+          <w:sz w:val="24"/>
+          <w:u w:val="single"/>
+        </w:rPr>
+        <w:hyperlink r:id="rId12" w:history="1">
           <w:r>
             <w:rPr>
               <w:rStyle w:val="Hyperlink"/>
@@ -693,67 +748,13 @@
       </w:r>
       <w:r>
         <w:rPr>
-          <w:u w:val="single" w:color="0000ff"/>
           <w:rFonts w:ascii="Charis SIL Regular" w:hAnsi="Charis SIL Regular" w:eastAsia="Charis SIL Regular"/>
           <w:b w:val="0"/>
           <w:i w:val="0"/>
           <w:color w:val="000000"/>
           <w:sz w:val="24"/>
         </w:rPr>
-        <w:hyperlink r:id="rId11" w:history="1">
-          <w:r>
-            <w:rPr>
-              <w:rStyle w:val="Hyperlink"/>
-            </w:rPr>
-            <w:t>en hands</w:t>
-          </w:r>
-        </w:hyperlink>
-      </w:r>
-      <w:r>
-        <w:rPr>
-          <w:u w:val="single" w:color="0000ff"/>
-          <w:rFonts w:ascii="Charis SIL Regular" w:hAnsi="Charis SIL Regular" w:eastAsia="Charis SIL Regular"/>
-          <w:b w:val="0"/>
-          <w:i w:val="0"/>
-          <w:color w:val="000000"/>
-          <w:sz w:val="24"/>
-        </w:rPr>
-        <w:hyperlink r:id="rId11" w:history="1">
-          <w:r>
-            <w:rPr>
-              <w:rStyle w:val="Hyperlink"/>
-            </w:rPr>
-            <w:t>c</w:t>
-          </w:r>
-        </w:hyperlink>
-      </w:r>
-      <w:r>
-        <w:rPr>
-          <w:u w:val="single" w:color="0000ff"/>
-          <w:rFonts w:ascii="Charis SIL Regular" w:hAnsi="Charis SIL Regular" w:eastAsia="Charis SIL Regular"/>
-          <w:b w:val="0"/>
-          <w:i w:val="0"/>
-          <w:color w:val="000000"/>
-          <w:sz w:val="24"/>
-        </w:rPr>
-        <w:hyperlink r:id="rId11" w:history="1">
-          <w:r>
-            <w:rPr>
-              <w:rStyle w:val="Hyperlink"/>
-            </w:rPr>
-            <w:t>hriften vin</w:t>
-          </w:r>
-        </w:hyperlink>
-      </w:r>
-      <w:r>
-        <w:rPr>
-          <w:rFonts w:ascii="Charis SIL Regular" w:hAnsi="Charis SIL Regular" w:eastAsia="Charis SIL Regular"/>
-          <w:b w:val="0"/>
-          <w:i w:val="0"/>
-          <w:color w:val="000000"/>
-          <w:sz w:val="24"/>
-        </w:rPr>
-        <w:t xml:space="preserve">d je bij de </w:t>
+        <w:t xml:space="preserve">en handschriften vind je bij de </w:t>
       </w:r>
       <w:r>
         <w:rPr>
@@ -764,7 +765,7 @@
           <w:sz w:val="24"/>
           <w:u w:val="single"/>
         </w:rPr>
-        <w:hyperlink r:id="rId12" w:history="1">
+        <w:hyperlink r:id="rId13" w:history="1">
           <w:r>
             <w:rPr>
               <w:rStyle w:val="Hyperlink"/>
@@ -793,7 +794,7 @@
           <w:sz w:val="24"/>
           <w:u w:val="single"/>
         </w:rPr>
-        <w:hyperlink r:id="rId12" w:history="1">
+        <w:hyperlink r:id="rId13" w:history="1">
           <w:r>
             <w:rPr>
               <w:rStyle w:val="Hyperlink"/>
@@ -811,6 +812,84 @@
           <w:sz w:val="24"/>
         </w:rPr>
         <w:t xml:space="preserve"> en fossielen, sche</w:t>
+      </w:r>
+      <w:r>
+        <w:rPr>
+          <w:u w:val="single" w:color="0000ff"/>
+          <w:rFonts w:ascii="Charis SIL Regular" w:hAnsi="Charis SIL Regular" w:eastAsia="Charis SIL Regular"/>
+          <w:b w:val="0"/>
+          <w:i w:val="0"/>
+          <w:color w:val="000000"/>
+          <w:sz w:val="24"/>
+        </w:rPr>
+        <w:hyperlink r:id="rId12" w:history="1">
+          <w:r>
+            <w:rPr>
+              <w:rStyle w:val="Hyperlink"/>
+            </w:rPr>
+            <w:t>lpen en</w:t>
+          </w:r>
+        </w:hyperlink>
+      </w:r>
+      <w:r>
+        <w:rPr>
+          <w:u w:val="single" w:color="0000ff"/>
+          <w:rFonts w:ascii="Charis SIL Regular" w:hAnsi="Charis SIL Regular" w:eastAsia="Charis SIL Regular"/>
+          <w:b w:val="0"/>
+          <w:i w:val="0"/>
+          <w:color w:val="000000"/>
+          <w:sz w:val="24"/>
+        </w:rPr>
+        <w:t xml:space="preserve"> </w:t>
+      </w:r>
+      <w:r>
+        <w:rPr>
+          <w:u w:val="single" w:color="0000ff"/>
+          <w:rFonts w:ascii="Charis SIL Regular" w:hAnsi="Charis SIL Regular" w:eastAsia="Charis SIL Regular"/>
+          <w:b w:val="0"/>
+          <w:i w:val="0"/>
+          <w:color w:val="000000"/>
+          <w:sz w:val="24"/>
+        </w:rPr>
+        <w:hyperlink r:id="rId12" w:history="1">
+          <w:r>
+            <w:rPr>
+              <w:rStyle w:val="Hyperlink"/>
+            </w:rPr>
+            <w:t>minera</w:t>
+          </w:r>
+        </w:hyperlink>
+      </w:r>
+      <w:r>
+        <w:rPr>
+          <w:u w:val="single" w:color="0000ff"/>
+          <w:rFonts w:ascii="Charis SIL Regular" w:hAnsi="Charis SIL Regular" w:eastAsia="Charis SIL Regular"/>
+          <w:b w:val="0"/>
+          <w:i w:val="0"/>
+          <w:color w:val="000000"/>
+          <w:sz w:val="24"/>
+        </w:rPr>
+        <w:t>l</w:t>
+      </w:r>
+      <w:r>
+        <w:rPr>
+          <w:rFonts w:ascii="Charis SIL Regular" w:hAnsi="Charis SIL Regular" w:eastAsia="Charis SIL Regular"/>
+          <w:b w:val="0"/>
+          <w:i w:val="0"/>
+          <w:color w:val="000000"/>
+          <w:sz w:val="24"/>
+        </w:rPr>
+        <w:t xml:space="preserve">en, </w:t>
+      </w:r>
+      <w:r>
+        <w:rPr>
+          <w:rFonts w:ascii="Charis SIL Regular" w:hAnsi="Charis SIL Regular" w:eastAsia="Charis SIL Regular"/>
+          <w:b w:val="0"/>
+          <w:i w:val="0"/>
+          <w:color w:val="000000"/>
+          <w:sz w:val="24"/>
+        </w:rPr>
+        <w:t>deels afkomstig van de overzee</w:t>
       </w:r>
       <w:r>
         <w:rPr>
@@ -826,20 +905,9 @@
             <w:rPr>
               <w:rStyle w:val="Hyperlink"/>
             </w:rPr>
-            <w:t>lpen en</w:t>
+            <w:t>se koloni</w:t>
           </w:r>
         </w:hyperlink>
-      </w:r>
-      <w:r>
-        <w:rPr>
-          <w:u w:val="single" w:color="0000ff"/>
-          <w:rFonts w:ascii="Charis SIL Regular" w:hAnsi="Charis SIL Regular" w:eastAsia="Charis SIL Regular"/>
-          <w:b w:val="0"/>
-          <w:i w:val="0"/>
-          <w:color w:val="000000"/>
-          <w:sz w:val="24"/>
-        </w:rPr>
-        <w:t xml:space="preserve"> </w:t>
       </w:r>
       <w:r>
         <w:rPr>
@@ -851,73 +919,6 @@
           <w:sz w:val="24"/>
         </w:rPr>
         <w:hyperlink r:id="rId13" w:history="1">
-          <w:r>
-            <w:rPr>
-              <w:rStyle w:val="Hyperlink"/>
-            </w:rPr>
-            <w:t>minera</w:t>
-          </w:r>
-        </w:hyperlink>
-      </w:r>
-      <w:r>
-        <w:rPr>
-          <w:u w:val="single" w:color="0000ff"/>
-          <w:rFonts w:ascii="Charis SIL Regular" w:hAnsi="Charis SIL Regular" w:eastAsia="Charis SIL Regular"/>
-          <w:b w:val="0"/>
-          <w:i w:val="0"/>
-          <w:color w:val="000000"/>
-          <w:sz w:val="24"/>
-        </w:rPr>
-        <w:t>l</w:t>
-      </w:r>
-      <w:r>
-        <w:rPr>
-          <w:rFonts w:ascii="Charis SIL Regular" w:hAnsi="Charis SIL Regular" w:eastAsia="Charis SIL Regular"/>
-          <w:b w:val="0"/>
-          <w:i w:val="0"/>
-          <w:color w:val="000000"/>
-          <w:sz w:val="24"/>
-        </w:rPr>
-        <w:t xml:space="preserve">en, </w:t>
-      </w:r>
-      <w:r>
-        <w:rPr>
-          <w:rFonts w:ascii="Charis SIL Regular" w:hAnsi="Charis SIL Regular" w:eastAsia="Charis SIL Regular"/>
-          <w:b w:val="0"/>
-          <w:i w:val="0"/>
-          <w:color w:val="000000"/>
-          <w:sz w:val="24"/>
-        </w:rPr>
-        <w:t>deels afkomstig van de overzee</w:t>
-      </w:r>
-      <w:r>
-        <w:rPr>
-          <w:u w:val="single" w:color="0000ff"/>
-          <w:rFonts w:ascii="Charis SIL Regular" w:hAnsi="Charis SIL Regular" w:eastAsia="Charis SIL Regular"/>
-          <w:b w:val="0"/>
-          <w:i w:val="0"/>
-          <w:color w:val="000000"/>
-          <w:sz w:val="24"/>
-        </w:rPr>
-        <w:hyperlink r:id="rId12" w:history="1">
-          <w:r>
-            <w:rPr>
-              <w:rStyle w:val="Hyperlink"/>
-            </w:rPr>
-            <w:t>se koloni</w:t>
-          </w:r>
-        </w:hyperlink>
-      </w:r>
-      <w:r>
-        <w:rPr>
-          <w:u w:val="single" w:color="0000ff"/>
-          <w:rFonts w:ascii="Charis SIL Regular" w:hAnsi="Charis SIL Regular" w:eastAsia="Charis SIL Regular"/>
-          <w:b w:val="0"/>
-          <w:i w:val="0"/>
-          <w:color w:val="000000"/>
-          <w:sz w:val="24"/>
-        </w:rPr>
-        <w:hyperlink r:id="rId12" w:history="1">
           <w:r>
             <w:rPr>
               <w:rStyle w:val="Hyperlink"/>
@@ -2002,7 +2003,7 @@
           <w:sz w:val="24"/>
           <w:u w:val="single"/>
         </w:rPr>
-        <w:hyperlink r:id="rId13" w:history="1">
+        <w:hyperlink r:id="rId12" w:history="1">
           <w:r>
             <w:rPr>
               <w:rStyle w:val="Hyperlink"/>
@@ -2031,7 +2032,7 @@
           <w:sz w:val="24"/>
           <w:u w:val="single"/>
         </w:rPr>
-        <w:hyperlink r:id="rId13" w:history="1">
+        <w:hyperlink r:id="rId12" w:history="1">
           <w:r>
             <w:rPr>
               <w:rStyle w:val="Hyperlink"/>
@@ -2242,7 +2243,7 @@
           <w:color w:val="000000"/>
           <w:sz w:val="24"/>
         </w:rPr>
-        <w:hyperlink r:id="rId13" w:history="1">
+        <w:hyperlink r:id="rId12" w:history="1">
           <w:r>
             <w:rPr>
               <w:rStyle w:val="Hyperlink"/>
@@ -2271,7 +2272,7 @@
           <w:color w:val="000000"/>
           <w:sz w:val="24"/>
         </w:rPr>
-        <w:hyperlink r:id="rId13" w:history="1">
+        <w:hyperlink r:id="rId12" w:history="1">
           <w:r>
             <w:rPr>
               <w:rStyle w:val="Hyperlink"/>
@@ -2299,7 +2300,115 @@
           <w:color w:val="000000"/>
           <w:sz w:val="24"/>
         </w:rPr>
-        <w:t>in te zien. Het nieuwere</w:t>
+        <w:t>i</w:t>
+      </w:r>
+      <w:r>
+        <w:rPr>
+          <w:u w:val="single" w:color="0000ff"/>
+          <w:rFonts w:ascii="Charis SIL Regular" w:hAnsi="Charis SIL Regular" w:eastAsia="Charis SIL Regular"/>
+          <w:b w:val="0"/>
+          <w:i w:val="0"/>
+          <w:color w:val="000000"/>
+          <w:sz w:val="24"/>
+        </w:rPr>
+        <w:hyperlink r:id="rId23" w:history="1">
+          <w:r>
+            <w:rPr>
+              <w:rStyle w:val="Hyperlink"/>
+            </w:rPr>
+            <w:t>n te zien</w:t>
+          </w:r>
+        </w:hyperlink>
+      </w:r>
+      <w:r>
+        <w:rPr>
+          <w:u w:val="single" w:color="0000ff"/>
+          <w:rFonts w:ascii="Charis SIL Regular" w:hAnsi="Charis SIL Regular" w:eastAsia="Charis SIL Regular"/>
+          <w:b w:val="0"/>
+          <w:i w:val="0"/>
+          <w:color w:val="000000"/>
+          <w:sz w:val="24"/>
+        </w:rPr>
+        <w:hyperlink r:id="rId23" w:history="1">
+          <w:r>
+            <w:rPr>
+              <w:rStyle w:val="Hyperlink"/>
+            </w:rPr>
+            <w:t>.</w:t>
+          </w:r>
+        </w:hyperlink>
+      </w:r>
+      <w:r>
+        <w:rPr>
+          <w:u w:val="single" w:color="0000ff"/>
+          <w:rFonts w:ascii="Charis SIL Regular" w:hAnsi="Charis SIL Regular" w:eastAsia="Charis SIL Regular"/>
+          <w:b w:val="0"/>
+          <w:i w:val="0"/>
+          <w:color w:val="000000"/>
+          <w:sz w:val="24"/>
+        </w:rPr>
+        <w:hyperlink r:id="rId23" w:history="1">
+          <w:r>
+            <w:rPr>
+              <w:rStyle w:val="Hyperlink"/>
+            </w:rPr>
+            <w:t xml:space="preserve"> Het ni</w:t>
+          </w:r>
+        </w:hyperlink>
+      </w:r>
+      <w:r>
+        <w:rPr>
+          <w:u w:val="single" w:color="0000ff"/>
+          <w:rFonts w:ascii="Charis SIL Regular" w:hAnsi="Charis SIL Regular" w:eastAsia="Charis SIL Regular"/>
+          <w:b w:val="0"/>
+          <w:i w:val="0"/>
+          <w:color w:val="000000"/>
+          <w:sz w:val="24"/>
+        </w:rPr>
+        <w:hyperlink r:id="rId23" w:history="1">
+          <w:r>
+            <w:rPr>
+              <w:rStyle w:val="Hyperlink"/>
+            </w:rPr>
+            <w:t>e</w:t>
+          </w:r>
+        </w:hyperlink>
+      </w:r>
+      <w:r>
+        <w:rPr>
+          <w:u w:val="single" w:color="0000ff"/>
+          <w:rFonts w:ascii="Charis SIL Regular" w:hAnsi="Charis SIL Regular" w:eastAsia="Charis SIL Regular"/>
+          <w:b w:val="0"/>
+          <w:i w:val="0"/>
+          <w:color w:val="000000"/>
+          <w:sz w:val="24"/>
+        </w:rPr>
+        <w:hyperlink r:id="rId23" w:history="1">
+          <w:r>
+            <w:rPr>
+              <w:rStyle w:val="Hyperlink"/>
+            </w:rPr>
+            <w:t>uw</w:t>
+          </w:r>
+        </w:hyperlink>
+      </w:r>
+      <w:r>
+        <w:rPr>
+          <w:u w:val="single" w:color="0000ff"/>
+          <w:rFonts w:ascii="Charis SIL Regular" w:hAnsi="Charis SIL Regular" w:eastAsia="Charis SIL Regular"/>
+          <w:b w:val="0"/>
+          <w:i w:val="0"/>
+          <w:color w:val="000000"/>
+          <w:sz w:val="24"/>
+        </w:rPr>
+        <w:hyperlink r:id="rId23" w:history="1">
+          <w:r>
+            <w:rPr>
+              <w:rStyle w:val="Hyperlink"/>
+            </w:rPr>
+            <w:t>ere</w:t>
+          </w:r>
+        </w:hyperlink>
       </w:r>
       <w:r>
         <w:rPr>

--- a/EXPORTS/DOCX/published/niveau3/Dutch/ZeeuwschGenootschap.docx
+++ b/EXPORTS/DOCX/published/niveau3/Dutch/ZeeuwschGenootschap.docx
@@ -627,7 +627,7 @@
           <w:sz w:val="24"/>
           <w:u w:val="single"/>
         </w:rPr>
-        <w:hyperlink r:id="rId10" w:history="1">
+        <w:hyperlink r:id="rId12" w:history="1">
           <w:r>
             <w:rPr>
               <w:rStyle w:val="Hyperlink"/>
@@ -748,13 +748,67 @@
       </w:r>
       <w:r>
         <w:rPr>
+          <w:u w:val="single" w:color="0000ff"/>
           <w:rFonts w:ascii="Charis SIL Regular" w:hAnsi="Charis SIL Regular" w:eastAsia="Charis SIL Regular"/>
           <w:b w:val="0"/>
           <w:i w:val="0"/>
           <w:color w:val="000000"/>
           <w:sz w:val="24"/>
         </w:rPr>
-        <w:t xml:space="preserve">en handschriften vind je bij de </w:t>
+        <w:hyperlink r:id="rId11" w:history="1">
+          <w:r>
+            <w:rPr>
+              <w:rStyle w:val="Hyperlink"/>
+            </w:rPr>
+            <w:t>en hands</w:t>
+          </w:r>
+        </w:hyperlink>
+      </w:r>
+      <w:r>
+        <w:rPr>
+          <w:u w:val="single" w:color="0000ff"/>
+          <w:rFonts w:ascii="Charis SIL Regular" w:hAnsi="Charis SIL Regular" w:eastAsia="Charis SIL Regular"/>
+          <w:b w:val="0"/>
+          <w:i w:val="0"/>
+          <w:color w:val="000000"/>
+          <w:sz w:val="24"/>
+        </w:rPr>
+        <w:hyperlink r:id="rId11" w:history="1">
+          <w:r>
+            <w:rPr>
+              <w:rStyle w:val="Hyperlink"/>
+            </w:rPr>
+            <w:t>c</w:t>
+          </w:r>
+        </w:hyperlink>
+      </w:r>
+      <w:r>
+        <w:rPr>
+          <w:u w:val="single" w:color="0000ff"/>
+          <w:rFonts w:ascii="Charis SIL Regular" w:hAnsi="Charis SIL Regular" w:eastAsia="Charis SIL Regular"/>
+          <w:b w:val="0"/>
+          <w:i w:val="0"/>
+          <w:color w:val="000000"/>
+          <w:sz w:val="24"/>
+        </w:rPr>
+        <w:hyperlink r:id="rId11" w:history="1">
+          <w:r>
+            <w:rPr>
+              <w:rStyle w:val="Hyperlink"/>
+            </w:rPr>
+            <w:t>hriften vin</w:t>
+          </w:r>
+        </w:hyperlink>
+      </w:r>
+      <w:r>
+        <w:rPr>
+          <w:rFonts w:ascii="Charis SIL Regular" w:hAnsi="Charis SIL Regular" w:eastAsia="Charis SIL Regular"/>
+          <w:b w:val="0"/>
+          <w:i w:val="0"/>
+          <w:color w:val="000000"/>
+          <w:sz w:val="24"/>
+        </w:rPr>
+        <w:t xml:space="preserve">d je bij de </w:t>
       </w:r>
       <w:r>
         <w:rPr>
@@ -1921,15 +1975,9 @@
           <w:i w:val="0"/>
           <w:color w:val="0000FF"/>
           <w:sz w:val="24"/>
-        </w:rPr>
-        <w:hyperlink r:id="rId22" w:history="1">
-          <w:r>
-            <w:rPr>
-              <w:rStyle w:val="Hyperlink"/>
-            </w:rPr>
-            <w:t>e</w:t>
-          </w:r>
-        </w:hyperlink>
+          <w:u w:val="single"/>
+        </w:rPr>
+        <w:t>e</w:t>
       </w:r>
       <w:r>
         <w:rPr>
